--- a/website/public/notes/lab-environment-zero-budget-guide.docx
+++ b/website/public/notes/lab-environment-zero-budget-guide.docx
@@ -1040,6 +1040,1294 @@
         <w:spacing w:after="20"/>
       </w:pPr>
     </w:p>
+    <w:p>
+      <w:pPr>
+        <w:pageBreakBefore/>
+        <w:spacing w:before="0" w:after="20" w:line="240" w:lineRule="auto"/>
+        <w:jc w:val="right"/>
+      </w:pPr>
+      <w:r>
+        <w:rPr>
+          <w:rFonts w:ascii="Comic Neue" w:hAnsi="Comic Neue" w:eastAsia="Comic Neue"/>
+          <w:b/>
+          <w:i/>
+          <w:color w:val="688097"/>
+          <w:sz w:val="15"/>
+        </w:rPr>
+        <w:t>OPENCYBERPATH FIELD NOTEBOOK - MATCHED EXTERNAL PRACTICE</w:t>
+      </w:r>
+    </w:p>
+    <w:p>
+      <w:pPr>
+        <w:keepNext/>
+        <w:spacing w:before="100" w:after="80" w:line="240" w:lineRule="auto"/>
+      </w:pPr>
+      <w:r>
+        <w:rPr>
+          <w:rFonts w:ascii="Comic Neue" w:hAnsi="Comic Neue" w:eastAsia="Comic Neue"/>
+          <w:b/>
+          <w:i/>
+          <w:color w:val="087F8C"/>
+          <w:sz w:val="34"/>
+        </w:rPr>
+        <w:t>A real lab for these notes</w:t>
+      </w:r>
+    </w:p>
+    <w:p>
+      <w:pPr>
+        <w:spacing w:before="0" w:after="80" w:line="240" w:lineRule="auto"/>
+      </w:pPr>
+      <w:r>
+        <w:rPr>
+          <w:rFonts w:ascii="Comic Neue" w:hAnsi="Comic Neue" w:eastAsia="Comic Neue"/>
+          <w:b w:val="0"/>
+          <w:i w:val="0"/>
+          <w:color w:val="24344D"/>
+          <w:sz w:val="20"/>
+        </w:rPr>
+        <w:t>Topic: Safe Linux, Windows CLI, and isolated practice setup. These pages connect the existing OpenCyberPath notes to specific provider-hosted exercises. The card label is intentionally generic; the exact task name and direct URL are listed here so you can open the right exercise instead of a whole catalogue.</w:t>
+      </w:r>
+    </w:p>
+    <w:p>
+      <w:pPr>
+        <w:keepNext/>
+        <w:spacing w:before="40" w:after="80" w:line="240" w:lineRule="auto"/>
+      </w:pPr>
+      <w:r>
+        <w:rPr>
+          <w:rFonts w:ascii="Comic Neue" w:hAnsi="Comic Neue" w:eastAsia="Comic Neue"/>
+          <w:b/>
+          <w:i/>
+          <w:color w:val="B34778"/>
+          <w:sz w:val="25"/>
+        </w:rPr>
+        <w:t>Concept checkpoints</w:t>
+      </w:r>
+    </w:p>
+    <w:p>
+      <w:pPr>
+        <w:pStyle w:val="ListBullet"/>
+        <w:spacing w:before="0" w:after="40" w:line="240" w:lineRule="auto"/>
+      </w:pPr>
+      <w:r>
+        <w:rPr>
+          <w:rFonts w:ascii="Comic Neue" w:hAnsi="Comic Neue" w:eastAsia="Comic Neue"/>
+          <w:b w:val="0"/>
+          <w:i w:val="0"/>
+          <w:color w:val="283A50"/>
+          <w:sz w:val="19"/>
+        </w:rPr>
+        <w:t>Start with browser-hosted labs and synthetic files before installing virtual machines.</w:t>
+      </w:r>
+    </w:p>
+    <w:p>
+      <w:pPr>
+        <w:pStyle w:val="ListBullet"/>
+        <w:spacing w:before="0" w:after="40" w:line="240" w:lineRule="auto"/>
+      </w:pPr>
+      <w:r>
+        <w:rPr>
+          <w:rFonts w:ascii="Comic Neue" w:hAnsi="Comic Neue" w:eastAsia="Comic Neue"/>
+          <w:b w:val="0"/>
+          <w:i w:val="0"/>
+          <w:color w:val="283A50"/>
+          <w:sz w:val="19"/>
+        </w:rPr>
+        <w:t>Use a VM snapshot before experimenting with system settings.</w:t>
+      </w:r>
+    </w:p>
+    <w:p>
+      <w:pPr>
+        <w:pStyle w:val="ListBullet"/>
+        <w:spacing w:before="0" w:after="40" w:line="240" w:lineRule="auto"/>
+      </w:pPr>
+      <w:r>
+        <w:rPr>
+          <w:rFonts w:ascii="Comic Neue" w:hAnsi="Comic Neue" w:eastAsia="Comic Neue"/>
+          <w:b w:val="0"/>
+          <w:i w:val="0"/>
+          <w:color w:val="283A50"/>
+          <w:sz w:val="19"/>
+        </w:rPr>
+        <w:t>Keep intentionally vulnerable apps bound to localhost; do not expose them to a public interface.</w:t>
+      </w:r>
+    </w:p>
+    <w:p>
+      <w:pPr>
+        <w:pStyle w:val="ListBullet"/>
+        <w:spacing w:before="0" w:after="40" w:line="240" w:lineRule="auto"/>
+      </w:pPr>
+      <w:r>
+        <w:rPr>
+          <w:rFonts w:ascii="Comic Neue" w:hAnsi="Comic Neue" w:eastAsia="Comic Neue"/>
+          <w:b w:val="0"/>
+          <w:i w:val="0"/>
+          <w:color w:val="283A50"/>
+          <w:sz w:val="19"/>
+        </w:rPr>
+        <w:t>Never paste cloud credentials, personal files, or tokens into a training environment.</w:t>
+      </w:r>
+    </w:p>
+    <w:p>
+      <w:pPr>
+        <w:keepNext/>
+        <w:spacing w:before="0" w:after="0" w:line="240" w:lineRule="auto"/>
+      </w:pPr>
+      <w:r>
+        <w:rPr>
+          <w:rFonts w:ascii="Comic Neue" w:hAnsi="Comic Neue" w:eastAsia="Comic Neue"/>
+          <w:b/>
+          <w:i w:val="0"/>
+          <w:color w:val="213A58"/>
+          <w:sz w:val="20"/>
+        </w:rPr>
+        <w:t xml:space="preserve">Bandit Level 0  </w:t>
+      </w:r>
+      <w:r>
+        <w:rPr>
+          <w:rFonts w:ascii="Comic Neue" w:hAnsi="Comic Neue" w:eastAsia="Comic Neue"/>
+          <w:b w:val="0"/>
+          <w:i/>
+          <w:color w:val="007B89"/>
+          <w:sz w:val="17"/>
+        </w:rPr>
+        <w:t>[OverTheWire]</w:t>
+      </w:r>
+    </w:p>
+    <w:p>
+      <w:pPr>
+        <w:spacing w:before="0" w:after="20" w:line="240" w:lineRule="auto"/>
+      </w:pPr>
+      <w:hyperlink r:id="rId15">
+        <w:r>
+          <w:rPr>
+            <w:color w:val="1465A8"/>
+            <w:u w:val="single"/>
+            <w:rFonts w:ascii="DejaVu Sans Mono" w:hAnsi="DejaVu Sans Mono" w:eastAsia="DejaVu Sans Mono"/>
+            <w:sz w:val="15"/>
+          </w:rPr>
+          <w:t>https://overthewire.org/wargames/bandit/bandit0.html</w:t>
+        </w:r>
+      </w:hyperlink>
+    </w:p>
+    <w:p>
+      <w:pPr>
+        <w:spacing w:before="0" w:after="60" w:line="240" w:lineRule="auto"/>
+      </w:pPr>
+      <w:r>
+        <w:rPr>
+          <w:rFonts w:ascii="Comic Neue" w:hAnsi="Comic Neue" w:eastAsia="Comic Neue"/>
+          <w:b w:val="0"/>
+          <w:i/>
+          <w:color w:val="5E6D7E"/>
+          <w:sz w:val="17"/>
+        </w:rPr>
+        <w:t>Access note: Free SSH-based command-line exercise. Use only the published game host and assigned account shown by the provider.</w:t>
+      </w:r>
+    </w:p>
+    <w:p>
+      <w:pPr>
+        <w:keepNext/>
+        <w:spacing w:before="0" w:after="0" w:line="240" w:lineRule="auto"/>
+      </w:pPr>
+      <w:r>
+        <w:rPr>
+          <w:rFonts w:ascii="Comic Neue" w:hAnsi="Comic Neue" w:eastAsia="Comic Neue"/>
+          <w:b/>
+          <w:i w:val="0"/>
+          <w:color w:val="213A58"/>
+          <w:sz w:val="20"/>
+        </w:rPr>
+        <w:t xml:space="preserve">Linux Fundamentals  </w:t>
+      </w:r>
+      <w:r>
+        <w:rPr>
+          <w:rFonts w:ascii="Comic Neue" w:hAnsi="Comic Neue" w:eastAsia="Comic Neue"/>
+          <w:b w:val="0"/>
+          <w:i/>
+          <w:color w:val="007B89"/>
+          <w:sz w:val="17"/>
+        </w:rPr>
+        <w:t>[TryHackMe]</w:t>
+      </w:r>
+    </w:p>
+    <w:p>
+      <w:pPr>
+        <w:spacing w:before="0" w:after="20" w:line="240" w:lineRule="auto"/>
+      </w:pPr>
+      <w:hyperlink r:id="rId16">
+        <w:r>
+          <w:rPr>
+            <w:color w:val="1465A8"/>
+            <w:u w:val="single"/>
+            <w:rFonts w:ascii="DejaVu Sans Mono" w:hAnsi="DejaVu Sans Mono" w:eastAsia="DejaVu Sans Mono"/>
+            <w:sz w:val="15"/>
+          </w:rPr>
+          <w:t>https://tryhackme.com/room/linuxfundamentalspart1</w:t>
+        </w:r>
+      </w:hyperlink>
+    </w:p>
+    <w:p>
+      <w:pPr>
+        <w:spacing w:before="0" w:after="60" w:line="240" w:lineRule="auto"/>
+      </w:pPr>
+      <w:r>
+        <w:rPr>
+          <w:rFonts w:ascii="Comic Neue" w:hAnsi="Comic Neue" w:eastAsia="Comic Neue"/>
+          <w:b w:val="0"/>
+          <w:i/>
+          <w:color w:val="5E6D7E"/>
+          <w:sz w:val="17"/>
+        </w:rPr>
+        <w:t>Access note: Account required; this is the specific Linux Fundamentals Part 1 room. Check its current access banner and machine availability.</w:t>
+      </w:r>
+    </w:p>
+    <w:tbl>
+      <w:tblPr>
+        <w:tblW w:type="auto" w:w="0"/>
+        <w:jc w:val="center"/>
+        <w:tblLayout w:type="autofit"/>
+        <w:tblLook w:firstColumn="1" w:firstRow="1" w:lastColumn="0" w:lastRow="0" w:noHBand="0" w:noVBand="1" w:val="04A0"/>
+      </w:tblPr>
+      <w:tblGrid>
+        <w:gridCol w:w="10080"/>
+      </w:tblGrid>
+      <w:tr>
+        <w:tc>
+          <w:tcPr>
+            <w:tcW w:type="dxa" w:w="10080"/>
+            <w:shd w:fill="DDF4F2"/>
+            <w:tcMar>
+              <w:top w:w="90" w:type="dxa"/>
+              <w:start w:w="150" w:type="dxa"/>
+              <w:bottom w:w="90" w:type="dxa"/>
+              <w:end w:w="150" w:type="dxa"/>
+            </w:tcMar>
+          </w:tcPr>
+          <w:p>
+            <w:pPr>
+              <w:spacing w:before="0" w:after="0" w:line="240" w:lineRule="auto"/>
+            </w:pPr>
+            <w:r>
+              <w:rPr>
+                <w:rFonts w:ascii="Comic Neue" w:hAnsi="Comic Neue" w:eastAsia="Comic Neue"/>
+                <w:b/>
+                <w:i/>
+                <w:color w:val="087F8C"/>
+                <w:sz w:val="18"/>
+              </w:rPr>
+              <w:t xml:space="preserve">ACCESS CHECK  </w:t>
+            </w:r>
+            <w:r>
+              <w:rPr>
+                <w:rFonts w:ascii="Comic Neue" w:hAnsi="Comic Neue" w:eastAsia="Comic Neue"/>
+                <w:b w:val="0"/>
+                <w:i w:val="0"/>
+                <w:color w:val="2F3E50"/>
+                <w:sz w:val="18"/>
+              </w:rPr>
+              <w:t>Open the exact task page and verify the current login, account tier, VM launch button, free/paid terms, and any cost notes before starting. A provider may change availability or retire a challenge.</w:t>
+            </w:r>
+          </w:p>
+        </w:tc>
+      </w:tr>
+    </w:tbl>
+    <w:p>
+      <w:pPr>
+        <w:spacing w:after="0"/>
+      </w:pPr>
+    </w:p>
+    <w:p>
+      <w:pPr>
+        <w:keepNext/>
+        <w:spacing w:before="40" w:after="80" w:line="240" w:lineRule="auto"/>
+      </w:pPr>
+      <w:r>
+        <w:rPr>
+          <w:rFonts w:ascii="Comic Neue" w:hAnsi="Comic Neue" w:eastAsia="Comic Neue"/>
+          <w:b/>
+          <w:i/>
+          <w:color w:val="B34778"/>
+          <w:sz w:val="25"/>
+        </w:rPr>
+        <w:t>Before you click Start</w:t>
+      </w:r>
+    </w:p>
+    <w:p>
+      <w:pPr>
+        <w:pStyle w:val="ListBullet"/>
+        <w:spacing w:before="0" w:after="40" w:line="240" w:lineRule="auto"/>
+      </w:pPr>
+      <w:r>
+        <w:rPr>
+          <w:rFonts w:ascii="Comic Neue" w:hAnsi="Comic Neue" w:eastAsia="Comic Neue"/>
+          <w:b w:val="0"/>
+          <w:i w:val="0"/>
+          <w:color w:val="283A50"/>
+          <w:sz w:val="19"/>
+        </w:rPr>
+        <w:t>Write down the provider’s target/scope and use only the instance it creates for you.</w:t>
+      </w:r>
+    </w:p>
+    <w:p>
+      <w:pPr>
+        <w:pStyle w:val="ListBullet"/>
+        <w:spacing w:before="0" w:after="40" w:line="240" w:lineRule="auto"/>
+      </w:pPr>
+      <w:r>
+        <w:rPr>
+          <w:rFonts w:ascii="Comic Neue" w:hAnsi="Comic Neue" w:eastAsia="Comic Neue"/>
+          <w:b w:val="0"/>
+          <w:i w:val="0"/>
+          <w:color w:val="283A50"/>
+          <w:sz w:val="19"/>
+        </w:rPr>
+        <w:t>Keep this notebook beside the exercise. Use its original course data before trying commands on a local machine.</w:t>
+      </w:r>
+    </w:p>
+    <w:p>
+      <w:pPr>
+        <w:pStyle w:val="ListBullet"/>
+        <w:spacing w:before="0" w:after="40" w:line="240" w:lineRule="auto"/>
+      </w:pPr>
+      <w:r>
+        <w:rPr>
+          <w:rFonts w:ascii="Comic Neue" w:hAnsi="Comic Neue" w:eastAsia="Comic Neue"/>
+          <w:b w:val="0"/>
+          <w:i w:val="0"/>
+          <w:color w:val="283A50"/>
+          <w:sz w:val="19"/>
+        </w:rPr>
+        <w:t>Capture timestamps, filenames, row/packet IDs, and a short explanation; redact credentials, tokens, and personal data.</w:t>
+      </w:r>
+    </w:p>
+    <w:p>
+      <w:pPr>
+        <w:pStyle w:val="ListBullet"/>
+        <w:spacing w:before="0" w:after="40" w:line="240" w:lineRule="auto"/>
+      </w:pPr>
+      <w:r>
+        <w:rPr>
+          <w:rFonts w:ascii="Comic Neue" w:hAnsi="Comic Neue" w:eastAsia="Comic Neue"/>
+          <w:b w:val="0"/>
+          <w:i w:val="0"/>
+          <w:color w:val="283A50"/>
+          <w:sz w:val="19"/>
+        </w:rPr>
+        <w:t>If a page says retired, premium, or downloadable-only, use the alternative listed in the access note or return to the matching interactive lab above.</w:t>
+      </w:r>
+    </w:p>
+    <w:p>
+      <w:pPr>
+        <w:pageBreakBefore/>
+        <w:spacing w:before="0" w:after="20" w:line="240" w:lineRule="auto"/>
+        <w:jc w:val="right"/>
+      </w:pPr>
+      <w:r>
+        <w:rPr>
+          <w:rFonts w:ascii="Comic Neue" w:hAnsi="Comic Neue" w:eastAsia="Comic Neue"/>
+          <w:b/>
+          <w:i/>
+          <w:color w:val="688097"/>
+          <w:sz w:val="15"/>
+        </w:rPr>
+        <w:t>COMMAND NOTEBOOK - COPY ONE LINE AT A TIME</w:t>
+      </w:r>
+    </w:p>
+    <w:p>
+      <w:pPr>
+        <w:keepNext/>
+        <w:spacing w:before="100" w:after="80" w:line="240" w:lineRule="auto"/>
+      </w:pPr>
+      <w:r>
+        <w:rPr>
+          <w:rFonts w:ascii="Comic Neue" w:hAnsi="Comic Neue" w:eastAsia="Comic Neue"/>
+          <w:b/>
+          <w:i/>
+          <w:color w:val="087F8C"/>
+          <w:sz w:val="34"/>
+        </w:rPr>
+        <w:t>Commands you can explain</w:t>
+      </w:r>
+    </w:p>
+    <w:p>
+      <w:pPr>
+        <w:spacing w:before="0" w:after="80" w:line="240" w:lineRule="auto"/>
+      </w:pPr>
+      <w:r>
+        <w:rPr>
+          <w:rFonts w:ascii="Comic Neue" w:hAnsi="Comic Neue" w:eastAsia="Comic Neue"/>
+          <w:b/>
+          <w:i w:val="0"/>
+          <w:color w:val="8B4E24"/>
+          <w:sz w:val="19"/>
+        </w:rPr>
+        <w:t>Use the published OverTheWire host or the exact machine address assigned in a training room. Do not substitute a public target of your choice.</w:t>
+      </w:r>
+    </w:p>
+    <w:p>
+      <w:pPr>
+        <w:spacing w:before="0" w:after="100" w:line="240" w:lineRule="auto"/>
+      </w:pPr>
+      <w:r>
+        <w:rPr>
+          <w:rFonts w:ascii="Comic Neue" w:hAnsi="Comic Neue" w:eastAsia="Comic Neue"/>
+          <w:b w:val="0"/>
+          <w:i/>
+          <w:color w:val="5A6C7E"/>
+          <w:sz w:val="18"/>
+        </w:rPr>
+        <w:t>First download the matching sample file(s) from the existing card when a command names one. Keep the data in a practice folder and never execute strings stored in evidence.</w:t>
+      </w:r>
+    </w:p>
+    <w:p>
+      <w:pPr>
+        <w:keepNext/>
+        <w:spacing w:before="60" w:after="0" w:line="240" w:lineRule="auto"/>
+      </w:pPr>
+      <w:r>
+        <w:rPr>
+          <w:rFonts w:ascii="Comic Neue" w:hAnsi="Comic Neue" w:eastAsia="Comic Neue"/>
+          <w:b/>
+          <w:i w:val="0"/>
+          <w:color w:val="007B89"/>
+          <w:sz w:val="16"/>
+        </w:rPr>
+        <w:t xml:space="preserve">SSH / OFFICIAL BANDIT LEVEL 0  </w:t>
+      </w:r>
+    </w:p>
+    <w:tbl>
+      <w:tblPr>
+        <w:tblW w:type="auto" w:w="0"/>
+        <w:jc w:val="center"/>
+        <w:tblLook w:firstColumn="1" w:firstRow="1" w:lastColumn="0" w:lastRow="0" w:noHBand="0" w:noVBand="1" w:val="04A0"/>
+      </w:tblPr>
+      <w:tblGrid>
+        <w:gridCol w:w="10080"/>
+      </w:tblGrid>
+      <w:tr>
+        <w:tc>
+          <w:tcPr>
+            <w:tcW w:type="dxa" w:w="10080"/>
+            <w:shd w:fill="EEF5FA"/>
+            <w:tcMar>
+              <w:top w:w="55" w:type="dxa"/>
+              <w:start w:w="110" w:type="dxa"/>
+              <w:bottom w:w="55" w:type="dxa"/>
+              <w:end w:w="110" w:type="dxa"/>
+            </w:tcMar>
+          </w:tcPr>
+          <w:p>
+            <w:pPr>
+              <w:spacing w:before="0" w:after="0" w:line="240" w:lineRule="auto"/>
+            </w:pPr>
+            <w:r>
+              <w:rPr>
+                <w:rFonts w:ascii="DejaVu Sans Mono" w:hAnsi="DejaVu Sans Mono" w:eastAsia="DejaVu Sans Mono"/>
+                <w:b w:val="0"/>
+                <w:i w:val="0"/>
+                <w:color w:val="172E45"/>
+                <w:sz w:val="16"/>
+              </w:rPr>
+              <w:t>ssh bandit0@bandit.labs.overthewire.org -p 2220</w:t>
+            </w:r>
+          </w:p>
+        </w:tc>
+      </w:tr>
+    </w:tbl>
+    <w:p>
+      <w:pPr>
+        <w:spacing w:before="0" w:after="60" w:line="240" w:lineRule="auto"/>
+      </w:pPr>
+      <w:r>
+        <w:rPr>
+          <w:rFonts w:ascii="Comic Neue" w:hAnsi="Comic Neue" w:eastAsia="Comic Neue"/>
+          <w:b w:val="0"/>
+          <w:i/>
+          <w:color w:val="5D6E80"/>
+          <w:sz w:val="17"/>
+        </w:rPr>
+        <w:t>Connect only to the official game host; enter the password documented on the Level 0 page when prompted.</w:t>
+      </w:r>
+    </w:p>
+    <w:p>
+      <w:pPr>
+        <w:keepNext/>
+        <w:spacing w:before="60" w:after="0" w:line="240" w:lineRule="auto"/>
+      </w:pPr>
+      <w:r>
+        <w:rPr>
+          <w:rFonts w:ascii="Comic Neue" w:hAnsi="Comic Neue" w:eastAsia="Comic Neue"/>
+          <w:b/>
+          <w:i w:val="0"/>
+          <w:color w:val="007B89"/>
+          <w:sz w:val="16"/>
+        </w:rPr>
+        <w:t xml:space="preserve">LINUX SHELL  </w:t>
+      </w:r>
+    </w:p>
+    <w:tbl>
+      <w:tblPr>
+        <w:tblW w:type="auto" w:w="0"/>
+        <w:jc w:val="center"/>
+        <w:tblLook w:firstColumn="1" w:firstRow="1" w:lastColumn="0" w:lastRow="0" w:noHBand="0" w:noVBand="1" w:val="04A0"/>
+      </w:tblPr>
+      <w:tblGrid>
+        <w:gridCol w:w="10080"/>
+      </w:tblGrid>
+      <w:tr>
+        <w:tc>
+          <w:tcPr>
+            <w:tcW w:type="dxa" w:w="10080"/>
+            <w:shd w:fill="EEF5FA"/>
+            <w:tcMar>
+              <w:top w:w="55" w:type="dxa"/>
+              <w:start w:w="110" w:type="dxa"/>
+              <w:bottom w:w="55" w:type="dxa"/>
+              <w:end w:w="110" w:type="dxa"/>
+            </w:tcMar>
+          </w:tcPr>
+          <w:p>
+            <w:pPr>
+              <w:spacing w:before="0" w:after="0" w:line="240" w:lineRule="auto"/>
+            </w:pPr>
+            <w:r>
+              <w:rPr>
+                <w:rFonts w:ascii="DejaVu Sans Mono" w:hAnsi="DejaVu Sans Mono" w:eastAsia="DejaVu Sans Mono"/>
+                <w:b w:val="0"/>
+                <w:i w:val="0"/>
+                <w:color w:val="172E45"/>
+                <w:sz w:val="16"/>
+              </w:rPr>
+              <w:t>pwd &amp;&amp; ls -la</w:t>
+            </w:r>
+          </w:p>
+        </w:tc>
+      </w:tr>
+    </w:tbl>
+    <w:p>
+      <w:pPr>
+        <w:spacing w:before="0" w:after="60" w:line="240" w:lineRule="auto"/>
+      </w:pPr>
+      <w:r>
+        <w:rPr>
+          <w:rFonts w:ascii="Comic Neue" w:hAnsi="Comic Neue" w:eastAsia="Comic Neue"/>
+          <w:b w:val="0"/>
+          <w:i/>
+          <w:color w:val="5D6E80"/>
+          <w:sz w:val="17"/>
+        </w:rPr>
+        <w:t>Show the current directory and list files without changing them.</w:t>
+      </w:r>
+    </w:p>
+    <w:p>
+      <w:pPr>
+        <w:keepNext/>
+        <w:spacing w:before="60" w:after="0" w:line="240" w:lineRule="auto"/>
+      </w:pPr>
+      <w:r>
+        <w:rPr>
+          <w:rFonts w:ascii="Comic Neue" w:hAnsi="Comic Neue" w:eastAsia="Comic Neue"/>
+          <w:b/>
+          <w:i w:val="0"/>
+          <w:color w:val="007B89"/>
+          <w:sz w:val="16"/>
+        </w:rPr>
+        <w:t xml:space="preserve">LINUX SHELL  </w:t>
+      </w:r>
+    </w:p>
+    <w:tbl>
+      <w:tblPr>
+        <w:tblW w:type="auto" w:w="0"/>
+        <w:jc w:val="center"/>
+        <w:tblLook w:firstColumn="1" w:firstRow="1" w:lastColumn="0" w:lastRow="0" w:noHBand="0" w:noVBand="1" w:val="04A0"/>
+      </w:tblPr>
+      <w:tblGrid>
+        <w:gridCol w:w="10080"/>
+      </w:tblGrid>
+      <w:tr>
+        <w:tc>
+          <w:tcPr>
+            <w:tcW w:type="dxa" w:w="10080"/>
+            <w:shd w:fill="EEF5FA"/>
+            <w:tcMar>
+              <w:top w:w="55" w:type="dxa"/>
+              <w:start w:w="110" w:type="dxa"/>
+              <w:bottom w:w="55" w:type="dxa"/>
+              <w:end w:w="110" w:type="dxa"/>
+            </w:tcMar>
+          </w:tcPr>
+          <w:p>
+            <w:pPr>
+              <w:spacing w:before="0" w:after="0" w:line="240" w:lineRule="auto"/>
+            </w:pPr>
+            <w:r>
+              <w:rPr>
+                <w:rFonts w:ascii="DejaVu Sans Mono" w:hAnsi="DejaVu Sans Mono" w:eastAsia="DejaVu Sans Mono"/>
+                <w:b w:val="0"/>
+                <w:i w:val="0"/>
+                <w:color w:val="172E45"/>
+                <w:sz w:val="16"/>
+              </w:rPr>
+              <w:t>cat readme</w:t>
+            </w:r>
+          </w:p>
+        </w:tc>
+      </w:tr>
+    </w:tbl>
+    <w:p>
+      <w:pPr>
+        <w:spacing w:before="0" w:after="60" w:line="240" w:lineRule="auto"/>
+      </w:pPr>
+      <w:r>
+        <w:rPr>
+          <w:rFonts w:ascii="Comic Neue" w:hAnsi="Comic Neue" w:eastAsia="Comic Neue"/>
+          <w:b w:val="0"/>
+          <w:i/>
+          <w:color w:val="5D6E80"/>
+          <w:sz w:val="17"/>
+        </w:rPr>
+        <w:t>Read the Level 0 practice file after connecting, following the exact current level instructions.</w:t>
+      </w:r>
+    </w:p>
+    <w:p>
+      <w:pPr>
+        <w:keepNext/>
+        <w:spacing w:before="60" w:after="0" w:line="240" w:lineRule="auto"/>
+      </w:pPr>
+      <w:r>
+        <w:rPr>
+          <w:rFonts w:ascii="Comic Neue" w:hAnsi="Comic Neue" w:eastAsia="Comic Neue"/>
+          <w:b/>
+          <w:i w:val="0"/>
+          <w:color w:val="007B89"/>
+          <w:sz w:val="16"/>
+        </w:rPr>
+        <w:t xml:space="preserve">WINDOWS CMD  </w:t>
+      </w:r>
+    </w:p>
+    <w:tbl>
+      <w:tblPr>
+        <w:tblW w:type="auto" w:w="0"/>
+        <w:jc w:val="center"/>
+        <w:tblLook w:firstColumn="1" w:firstRow="1" w:lastColumn="0" w:lastRow="0" w:noHBand="0" w:noVBand="1" w:val="04A0"/>
+      </w:tblPr>
+      <w:tblGrid>
+        <w:gridCol w:w="10080"/>
+      </w:tblGrid>
+      <w:tr>
+        <w:tc>
+          <w:tcPr>
+            <w:tcW w:type="dxa" w:w="10080"/>
+            <w:shd w:fill="EEF5FA"/>
+            <w:tcMar>
+              <w:top w:w="55" w:type="dxa"/>
+              <w:start w:w="110" w:type="dxa"/>
+              <w:bottom w:w="55" w:type="dxa"/>
+              <w:end w:w="110" w:type="dxa"/>
+            </w:tcMar>
+          </w:tcPr>
+          <w:p>
+            <w:pPr>
+              <w:spacing w:before="0" w:after="0" w:line="240" w:lineRule="auto"/>
+            </w:pPr>
+            <w:r>
+              <w:rPr>
+                <w:rFonts w:ascii="DejaVu Sans Mono" w:hAnsi="DejaVu Sans Mono" w:eastAsia="DejaVu Sans Mono"/>
+                <w:b w:val="0"/>
+                <w:i w:val="0"/>
+                <w:color w:val="172E45"/>
+                <w:sz w:val="16"/>
+              </w:rPr>
+              <w:t>ver &amp; whoami &amp; cd</w:t>
+            </w:r>
+          </w:p>
+        </w:tc>
+      </w:tr>
+    </w:tbl>
+    <w:p>
+      <w:pPr>
+        <w:spacing w:before="0" w:after="60" w:line="240" w:lineRule="auto"/>
+      </w:pPr>
+      <w:r>
+        <w:rPr>
+          <w:rFonts w:ascii="Comic Neue" w:hAnsi="Comic Neue" w:eastAsia="Comic Neue"/>
+          <w:b w:val="0"/>
+          <w:i/>
+          <w:color w:val="5D6E80"/>
+          <w:sz w:val="17"/>
+        </w:rPr>
+        <w:t>Show Windows version, current user, and current directory on your own lab VM.</w:t>
+      </w:r>
+    </w:p>
+    <w:p>
+      <w:pPr>
+        <w:keepNext/>
+        <w:spacing w:before="60" w:after="0" w:line="240" w:lineRule="auto"/>
+      </w:pPr>
+      <w:r>
+        <w:rPr>
+          <w:rFonts w:ascii="Comic Neue" w:hAnsi="Comic Neue" w:eastAsia="Comic Neue"/>
+          <w:b/>
+          <w:i w:val="0"/>
+          <w:color w:val="007B89"/>
+          <w:sz w:val="16"/>
+        </w:rPr>
+        <w:t xml:space="preserve">POWERSHELL  </w:t>
+      </w:r>
+    </w:p>
+    <w:tbl>
+      <w:tblPr>
+        <w:tblW w:type="auto" w:w="0"/>
+        <w:jc w:val="center"/>
+        <w:tblLook w:firstColumn="1" w:firstRow="1" w:lastColumn="0" w:lastRow="0" w:noHBand="0" w:noVBand="1" w:val="04A0"/>
+      </w:tblPr>
+      <w:tblGrid>
+        <w:gridCol w:w="10080"/>
+      </w:tblGrid>
+      <w:tr>
+        <w:tc>
+          <w:tcPr>
+            <w:tcW w:type="dxa" w:w="10080"/>
+            <w:shd w:fill="EEF5FA"/>
+            <w:tcMar>
+              <w:top w:w="55" w:type="dxa"/>
+              <w:start w:w="110" w:type="dxa"/>
+              <w:bottom w:w="55" w:type="dxa"/>
+              <w:end w:w="110" w:type="dxa"/>
+            </w:tcMar>
+          </w:tcPr>
+          <w:p>
+            <w:pPr>
+              <w:spacing w:before="0" w:after="0" w:line="240" w:lineRule="auto"/>
+            </w:pPr>
+            <w:r>
+              <w:rPr>
+                <w:rFonts w:ascii="DejaVu Sans Mono" w:hAnsi="DejaVu Sans Mono" w:eastAsia="DejaVu Sans Mono"/>
+                <w:b w:val="0"/>
+                <w:i w:val="0"/>
+                <w:color w:val="172E45"/>
+                <w:sz w:val="16"/>
+              </w:rPr>
+              <w:t>Get-ComputerInfo | Select-Object WindowsProductName,WindowsVersion,OsArchitecture</w:t>
+            </w:r>
+          </w:p>
+        </w:tc>
+      </w:tr>
+    </w:tbl>
+    <w:p>
+      <w:pPr>
+        <w:spacing w:before="0" w:after="60" w:line="240" w:lineRule="auto"/>
+      </w:pPr>
+      <w:r>
+        <w:rPr>
+          <w:rFonts w:ascii="Comic Neue" w:hAnsi="Comic Neue" w:eastAsia="Comic Neue"/>
+          <w:b w:val="0"/>
+          <w:i/>
+          <w:color w:val="5D6E80"/>
+          <w:sz w:val="17"/>
+        </w:rPr>
+        <w:t>Read OS details from your own Windows lab VM.</w:t>
+      </w:r>
+    </w:p>
+    <w:p>
+      <w:pPr>
+        <w:keepNext/>
+        <w:spacing w:before="60" w:after="0" w:line="240" w:lineRule="auto"/>
+      </w:pPr>
+      <w:r>
+        <w:rPr>
+          <w:rFonts w:ascii="Comic Neue" w:hAnsi="Comic Neue" w:eastAsia="Comic Neue"/>
+          <w:b/>
+          <w:i w:val="0"/>
+          <w:color w:val="007B89"/>
+          <w:sz w:val="16"/>
+        </w:rPr>
+        <w:t xml:space="preserve">LOCAL-ONLY JUICE SHOP CONTAINER  </w:t>
+      </w:r>
+    </w:p>
+    <w:tbl>
+      <w:tblPr>
+        <w:tblW w:type="auto" w:w="0"/>
+        <w:jc w:val="center"/>
+        <w:tblLook w:firstColumn="1" w:firstRow="1" w:lastColumn="0" w:lastRow="0" w:noHBand="0" w:noVBand="1" w:val="04A0"/>
+      </w:tblPr>
+      <w:tblGrid>
+        <w:gridCol w:w="10080"/>
+      </w:tblGrid>
+      <w:tr>
+        <w:tc>
+          <w:tcPr>
+            <w:tcW w:type="dxa" w:w="10080"/>
+            <w:shd w:fill="EEF5FA"/>
+            <w:tcMar>
+              <w:top w:w="55" w:type="dxa"/>
+              <w:start w:w="110" w:type="dxa"/>
+              <w:bottom w:w="55" w:type="dxa"/>
+              <w:end w:w="110" w:type="dxa"/>
+            </w:tcMar>
+          </w:tcPr>
+          <w:p>
+            <w:pPr>
+              <w:spacing w:before="0" w:after="0" w:line="240" w:lineRule="auto"/>
+            </w:pPr>
+            <w:r>
+              <w:rPr>
+                <w:rFonts w:ascii="DejaVu Sans Mono" w:hAnsi="DejaVu Sans Mono" w:eastAsia="DejaVu Sans Mono"/>
+                <w:b w:val="0"/>
+                <w:i w:val="0"/>
+                <w:color w:val="172E45"/>
+                <w:sz w:val="16"/>
+              </w:rPr>
+              <w:t>docker run --rm -p 127.0.0.1:3000:3000 bkimminich/juice-shop</w:t>
+            </w:r>
+          </w:p>
+        </w:tc>
+      </w:tr>
+    </w:tbl>
+    <w:p>
+      <w:pPr>
+        <w:spacing w:before="0" w:after="60" w:line="240" w:lineRule="auto"/>
+      </w:pPr>
+      <w:r>
+        <w:rPr>
+          <w:rFonts w:ascii="Comic Neue" w:hAnsi="Comic Neue" w:eastAsia="Comic Neue"/>
+          <w:b w:val="0"/>
+          <w:i/>
+          <w:color w:val="5D6E80"/>
+          <w:sz w:val="17"/>
+        </w:rPr>
+        <w:t>Optional local web-security exercise. The 127.0.0.1 binding keeps the practice service on your own machine; stop it with Ctrl+C.</w:t>
+      </w:r>
+    </w:p>
+    <w:tbl>
+      <w:tblPr>
+        <w:tblW w:type="auto" w:w="0"/>
+        <w:jc w:val="center"/>
+        <w:tblLayout w:type="autofit"/>
+        <w:tblLook w:firstColumn="1" w:firstRow="1" w:lastColumn="0" w:lastRow="0" w:noHBand="0" w:noVBand="1" w:val="04A0"/>
+      </w:tblPr>
+      <w:tblGrid>
+        <w:gridCol w:w="10080"/>
+      </w:tblGrid>
+      <w:tr>
+        <w:tc>
+          <w:tcPr>
+            <w:tcW w:type="dxa" w:w="10080"/>
+            <w:shd w:fill="E4F0FF"/>
+            <w:tcMar>
+              <w:top w:w="90" w:type="dxa"/>
+              <w:start w:w="150" w:type="dxa"/>
+              <w:bottom w:w="90" w:type="dxa"/>
+              <w:end w:w="150" w:type="dxa"/>
+            </w:tcMar>
+          </w:tcPr>
+          <w:p>
+            <w:pPr>
+              <w:spacing w:before="0" w:after="0" w:line="240" w:lineRule="auto"/>
+            </w:pPr>
+            <w:r>
+              <w:rPr>
+                <w:rFonts w:ascii="Comic Neue" w:hAnsi="Comic Neue" w:eastAsia="Comic Neue"/>
+                <w:b/>
+                <w:i/>
+                <w:color w:val="275D9B"/>
+                <w:sz w:val="18"/>
+              </w:rPr>
+              <w:t xml:space="preserve">COMMAND HABIT  </w:t>
+            </w:r>
+            <w:r>
+              <w:rPr>
+                <w:rFonts w:ascii="Comic Neue" w:hAnsi="Comic Neue" w:eastAsia="Comic Neue"/>
+                <w:b w:val="0"/>
+                <w:i w:val="0"/>
+                <w:color w:val="2F3E50"/>
+                <w:sz w:val="18"/>
+              </w:rPr>
+              <w:t>Check the current working directory, shell, target, and expected effect before pressing Enter. Save the exact command and the output that mattered.</w:t>
+            </w:r>
+          </w:p>
+        </w:tc>
+      </w:tr>
+    </w:tbl>
+    <w:p>
+      <w:pPr>
+        <w:spacing w:after="0"/>
+      </w:pPr>
+    </w:p>
+    <w:p>
+      <w:pPr>
+        <w:pageBreakBefore/>
+        <w:spacing w:before="0" w:after="20" w:line="240" w:lineRule="auto"/>
+        <w:jc w:val="right"/>
+      </w:pPr>
+      <w:r>
+        <w:rPr>
+          <w:rFonts w:ascii="Comic Neue" w:hAnsi="Comic Neue" w:eastAsia="Comic Neue"/>
+          <w:b/>
+          <w:i/>
+          <w:color w:val="688097"/>
+          <w:sz w:val="15"/>
+        </w:rPr>
+        <w:t>RUN THE EXERCISE - RECORD WHAT THE EVIDENCE REALLY SHOWS</w:t>
+      </w:r>
+    </w:p>
+    <w:p>
+      <w:pPr>
+        <w:keepNext/>
+        <w:spacing w:before="100" w:after="80" w:line="240" w:lineRule="auto"/>
+      </w:pPr>
+      <w:r>
+        <w:rPr>
+          <w:rFonts w:ascii="Comic Neue" w:hAnsi="Comic Neue" w:eastAsia="Comic Neue"/>
+          <w:b/>
+          <w:i/>
+          <w:color w:val="087F8C"/>
+          <w:sz w:val="34"/>
+        </w:rPr>
+        <w:t>Guided lab run</w:t>
+      </w:r>
+    </w:p>
+    <w:p>
+      <w:pPr>
+        <w:pStyle w:val="ListBullet"/>
+        <w:spacing w:before="0" w:after="40" w:line="240" w:lineRule="auto"/>
+      </w:pPr>
+      <w:r>
+        <w:rPr>
+          <w:rFonts w:ascii="Comic Neue" w:hAnsi="Comic Neue" w:eastAsia="Comic Neue"/>
+          <w:b w:val="0"/>
+          <w:i w:val="0"/>
+          <w:color w:val="283A50"/>
+          <w:sz w:val="19"/>
+        </w:rPr>
+        <w:t>1. Choose the provider-managed terminal or VM that matches the lesson.</w:t>
+      </w:r>
+    </w:p>
+    <w:p>
+      <w:pPr>
+        <w:pStyle w:val="ListBullet"/>
+        <w:spacing w:before="0" w:after="40" w:line="240" w:lineRule="auto"/>
+      </w:pPr>
+      <w:r>
+        <w:rPr>
+          <w:rFonts w:ascii="Comic Neue" w:hAnsi="Comic Neue" w:eastAsia="Comic Neue"/>
+          <w:b w:val="0"/>
+          <w:i w:val="0"/>
+          <w:color w:val="283A50"/>
+          <w:sz w:val="19"/>
+        </w:rPr>
+        <w:t>2. Read the task scope and note the exact target hostname/IP, allowed tools, and time limit before launching.</w:t>
+      </w:r>
+    </w:p>
+    <w:p>
+      <w:pPr>
+        <w:pStyle w:val="ListBullet"/>
+        <w:spacing w:before="0" w:after="40" w:line="240" w:lineRule="auto"/>
+      </w:pPr>
+      <w:r>
+        <w:rPr>
+          <w:rFonts w:ascii="Comic Neue" w:hAnsi="Comic Neue" w:eastAsia="Comic Neue"/>
+          <w:b w:val="0"/>
+          <w:i w:val="0"/>
+          <w:color w:val="283A50"/>
+          <w:sz w:val="19"/>
+        </w:rPr>
+        <w:t>3. Run basic read-only orientation commands first and confirm which machine you are on.</w:t>
+      </w:r>
+    </w:p>
+    <w:p>
+      <w:pPr>
+        <w:pStyle w:val="ListBullet"/>
+        <w:spacing w:before="0" w:after="40" w:line="240" w:lineRule="auto"/>
+      </w:pPr>
+      <w:r>
+        <w:rPr>
+          <w:rFonts w:ascii="Comic Neue" w:hAnsi="Comic Neue" w:eastAsia="Comic Neue"/>
+          <w:b w:val="0"/>
+          <w:i w:val="0"/>
+          <w:color w:val="283A50"/>
+          <w:sz w:val="19"/>
+        </w:rPr>
+        <w:t>4. Use a snapshot or disposable container for any exercise that changes files or settings.</w:t>
+      </w:r>
+    </w:p>
+    <w:p>
+      <w:pPr>
+        <w:pStyle w:val="ListBullet"/>
+        <w:spacing w:before="0" w:after="40" w:line="240" w:lineRule="auto"/>
+      </w:pPr>
+      <w:r>
+        <w:rPr>
+          <w:rFonts w:ascii="Comic Neue" w:hAnsi="Comic Neue" w:eastAsia="Comic Neue"/>
+          <w:b w:val="0"/>
+          <w:i w:val="0"/>
+          <w:color w:val="283A50"/>
+          <w:sz w:val="19"/>
+        </w:rPr>
+        <w:t>5. Stop the lab, release cloud resources, and keep evidence limited to your own training notes.</w:t>
+      </w:r>
+    </w:p>
+    <w:p>
+      <w:pPr>
+        <w:keepNext/>
+        <w:spacing w:before="40" w:after="80" w:line="240" w:lineRule="auto"/>
+      </w:pPr>
+      <w:r>
+        <w:rPr>
+          <w:rFonts w:ascii="Comic Neue" w:hAnsi="Comic Neue" w:eastAsia="Comic Neue"/>
+          <w:b/>
+          <w:i/>
+          <w:color w:val="B34778"/>
+          <w:sz w:val="25"/>
+        </w:rPr>
+        <w:t>Evidence checklist</w:t>
+      </w:r>
+    </w:p>
+    <w:p>
+      <w:pPr>
+        <w:pStyle w:val="ListBullet"/>
+        <w:spacing w:before="0" w:after="40" w:line="240" w:lineRule="auto"/>
+      </w:pPr>
+      <w:r>
+        <w:rPr>
+          <w:rFonts w:ascii="Comic Neue" w:hAnsi="Comic Neue" w:eastAsia="Comic Neue"/>
+          <w:b w:val="0"/>
+          <w:i w:val="0"/>
+          <w:color w:val="283A50"/>
+          <w:sz w:val="19"/>
+        </w:rPr>
+        <w:t>[ ] What exact lab instance or sample file was used?</w:t>
+      </w:r>
+    </w:p>
+    <w:p>
+      <w:pPr>
+        <w:pStyle w:val="ListBullet"/>
+        <w:spacing w:before="0" w:after="40" w:line="240" w:lineRule="auto"/>
+      </w:pPr>
+      <w:r>
+        <w:rPr>
+          <w:rFonts w:ascii="Comic Neue" w:hAnsi="Comic Neue" w:eastAsia="Comic Neue"/>
+          <w:b w:val="0"/>
+          <w:i w:val="0"/>
+          <w:color w:val="283A50"/>
+          <w:sz w:val="19"/>
+        </w:rPr>
+        <w:t>[ ] Which command/query and time range produced the observation?</w:t>
+      </w:r>
+    </w:p>
+    <w:p>
+      <w:pPr>
+        <w:pStyle w:val="ListBullet"/>
+        <w:spacing w:before="0" w:after="40" w:line="240" w:lineRule="auto"/>
+      </w:pPr>
+      <w:r>
+        <w:rPr>
+          <w:rFonts w:ascii="Comic Neue" w:hAnsi="Comic Neue" w:eastAsia="Comic Neue"/>
+          <w:b w:val="0"/>
+          <w:i w:val="0"/>
+          <w:color w:val="283A50"/>
+          <w:sz w:val="19"/>
+        </w:rPr>
+        <w:t>[ ] What is the directly observed fact, separate from your inference?</w:t>
+      </w:r>
+    </w:p>
+    <w:p>
+      <w:pPr>
+        <w:pStyle w:val="ListBullet"/>
+        <w:spacing w:before="0" w:after="40" w:line="240" w:lineRule="auto"/>
+      </w:pPr>
+      <w:r>
+        <w:rPr>
+          <w:rFonts w:ascii="Comic Neue" w:hAnsi="Comic Neue" w:eastAsia="Comic Neue"/>
+          <w:b w:val="0"/>
+          <w:i w:val="0"/>
+          <w:color w:val="283A50"/>
+          <w:sz w:val="19"/>
+        </w:rPr>
+        <w:t>[ ] What benign/alternative explanation could fit?</w:t>
+      </w:r>
+    </w:p>
+    <w:p>
+      <w:pPr>
+        <w:pStyle w:val="ListBullet"/>
+        <w:spacing w:before="0" w:after="40" w:line="240" w:lineRule="auto"/>
+      </w:pPr>
+      <w:r>
+        <w:rPr>
+          <w:rFonts w:ascii="Comic Neue" w:hAnsi="Comic Neue" w:eastAsia="Comic Neue"/>
+          <w:b w:val="0"/>
+          <w:i w:val="0"/>
+          <w:color w:val="283A50"/>
+          <w:sz w:val="19"/>
+        </w:rPr>
+        <w:t>[ ] What extra record or control would help confirm the conclusion?</w:t>
+      </w:r>
+    </w:p>
+    <w:p>
+      <w:pPr>
+        <w:keepNext/>
+        <w:spacing w:before="40" w:after="80" w:line="240" w:lineRule="auto"/>
+      </w:pPr>
+      <w:r>
+        <w:rPr>
+          <w:rFonts w:ascii="Comic Neue" w:hAnsi="Comic Neue" w:eastAsia="Comic Neue"/>
+          <w:b/>
+          <w:i/>
+          <w:color w:val="B34778"/>
+          <w:sz w:val="25"/>
+        </w:rPr>
+        <w:t>Check your understanding</w:t>
+      </w:r>
+    </w:p>
+    <w:p>
+      <w:pPr>
+        <w:keepNext/>
+        <w:spacing w:before="40" w:after="20" w:line="240" w:lineRule="auto"/>
+      </w:pPr>
+      <w:r>
+        <w:rPr>
+          <w:rFonts w:ascii="Comic Neue" w:hAnsi="Comic Neue" w:eastAsia="Comic Neue"/>
+          <w:b/>
+          <w:i/>
+          <w:color w:val="B34778"/>
+          <w:sz w:val="19"/>
+        </w:rPr>
+        <w:t>Q  Why bind a vulnerable practice app to 127.0.0.1?</w:t>
+      </w:r>
+    </w:p>
+    <w:p>
+      <w:pPr>
+        <w:spacing w:before="0" w:after="60" w:line="240" w:lineRule="auto"/>
+      </w:pPr>
+      <w:r>
+        <w:rPr>
+          <w:rFonts w:ascii="Comic Neue" w:hAnsi="Comic Neue" w:eastAsia="Comic Neue"/>
+          <w:b w:val="0"/>
+          <w:i w:val="0"/>
+          <w:color w:val="263D52"/>
+          <w:sz w:val="18"/>
+        </w:rPr>
+        <w:t>Think it through: It limits access to the local machine instead of exposing the intentionally vulnerable service to the network.</w:t>
+      </w:r>
+    </w:p>
+    <w:p>
+      <w:pPr>
+        <w:keepNext/>
+        <w:spacing w:before="40" w:after="20" w:line="240" w:lineRule="auto"/>
+      </w:pPr>
+      <w:r>
+        <w:rPr>
+          <w:rFonts w:ascii="Comic Neue" w:hAnsi="Comic Neue" w:eastAsia="Comic Neue"/>
+          <w:b/>
+          <w:i/>
+          <w:color w:val="B34778"/>
+          <w:sz w:val="19"/>
+        </w:rPr>
+        <w:t>Q  Should a VM be bridged to a home or college LAN to make a lab work?</w:t>
+      </w:r>
+    </w:p>
+    <w:p>
+      <w:pPr>
+        <w:spacing w:before="0" w:after="60" w:line="240" w:lineRule="auto"/>
+      </w:pPr>
+      <w:r>
+        <w:rPr>
+          <w:rFonts w:ascii="Comic Neue" w:hAnsi="Comic Neue" w:eastAsia="Comic Neue"/>
+          <w:b w:val="0"/>
+          <w:i w:val="0"/>
+          <w:color w:val="263D52"/>
+          <w:sz w:val="18"/>
+        </w:rPr>
+        <w:t>Think it through: Not by default. Prefer the provider’s lab network or host-only/NAT networking and follow the course setup.</w:t>
+      </w:r>
+    </w:p>
+    <w:p>
+      <w:pPr>
+        <w:keepNext/>
+        <w:spacing w:before="40" w:after="20" w:line="240" w:lineRule="auto"/>
+      </w:pPr>
+      <w:r>
+        <w:rPr>
+          <w:rFonts w:ascii="Comic Neue" w:hAnsi="Comic Neue" w:eastAsia="Comic Neue"/>
+          <w:b/>
+          <w:i/>
+          <w:color w:val="B34778"/>
+          <w:sz w:val="19"/>
+        </w:rPr>
+        <w:t>Q  What if a command differs from the course video?</w:t>
+      </w:r>
+    </w:p>
+    <w:p>
+      <w:pPr>
+        <w:spacing w:before="0" w:after="60" w:line="240" w:lineRule="auto"/>
+      </w:pPr>
+      <w:r>
+        <w:rPr>
+          <w:rFonts w:ascii="Comic Neue" w:hAnsi="Comic Neue" w:eastAsia="Comic Neue"/>
+          <w:b w:val="0"/>
+          <w:i w:val="0"/>
+          <w:color w:val="263D52"/>
+          <w:sz w:val="18"/>
+        </w:rPr>
+        <w:t>Think it through: Check the current provider documentation, OS version, and task instructions instead of blindly repeating an old command.</w:t>
+      </w:r>
+    </w:p>
+    <w:tbl>
+      <w:tblPr>
+        <w:tblW w:type="auto" w:w="0"/>
+        <w:jc w:val="center"/>
+        <w:tblLayout w:type="autofit"/>
+        <w:tblLook w:firstColumn="1" w:firstRow="1" w:lastColumn="0" w:lastRow="0" w:noHBand="0" w:noVBand="1" w:val="04A0"/>
+      </w:tblPr>
+      <w:tblGrid>
+        <w:gridCol w:w="10080"/>
+      </w:tblGrid>
+      <w:tr>
+        <w:tc>
+          <w:tcPr>
+            <w:tcW w:type="dxa" w:w="10080"/>
+            <w:shd w:fill="FFF1C9"/>
+            <w:tcMar>
+              <w:top w:w="90" w:type="dxa"/>
+              <w:start w:w="150" w:type="dxa"/>
+              <w:bottom w:w="90" w:type="dxa"/>
+              <w:end w:w="150" w:type="dxa"/>
+            </w:tcMar>
+          </w:tcPr>
+          <w:p>
+            <w:pPr>
+              <w:spacing w:before="0" w:after="0" w:line="240" w:lineRule="auto"/>
+            </w:pPr>
+            <w:r>
+              <w:rPr>
+                <w:rFonts w:ascii="Comic Neue" w:hAnsi="Comic Neue" w:eastAsia="Comic Neue"/>
+                <w:b/>
+                <w:i/>
+                <w:color w:val="8A5A00"/>
+                <w:sz w:val="18"/>
+              </w:rPr>
+              <w:t xml:space="preserve">NOTEBOOK CLOSE-OUT  </w:t>
+            </w:r>
+            <w:r>
+              <w:rPr>
+                <w:rFonts w:ascii="Comic Neue" w:hAnsi="Comic Neue" w:eastAsia="Comic Neue"/>
+                <w:b w:val="0"/>
+                <w:i w:val="0"/>
+                <w:color w:val="2F3E50"/>
+                <w:sz w:val="18"/>
+              </w:rPr>
+              <w:t>Finish with: Observation / Evidence source / Why it matters / Alternative explanation / Next check / Limitation. A careful “not enough evidence yet” is a valid professional result.</w:t>
+            </w:r>
+          </w:p>
+        </w:tc>
+      </w:tr>
+    </w:tbl>
+    <w:p>
+      <w:pPr>
+        <w:spacing w:after="0"/>
+      </w:pPr>
+    </w:p>
     <w:sectPr>
       <w:headerReference w:type="default" r:id="rId9"/>
       <w:footerReference w:type="default" r:id="rId10"/>
